--- a/docs/03_HemoPocket_Direccion_Medica.docx
+++ b/docs/03_HemoPocket_Direccion_Medica.docx
@@ -26,7 +26,7 @@
           <w:color w:val="C41E3A"/>
           <w:sz w:val="29"/>
         </w:rPr>
-        <w:t>Solicitud de respaldo institucional a una herramienta de apoyo a la decisión clínica</w:t>
+        <w:t>Solicitud de respaldo institucional a un proyecto de mejora de la calidad</w:t>
       </w:r>
     </w:p>
     <w:tbl>
@@ -103,7 +103,7 @@
           <w:p>
             <w:r/>
             <w:r>
-              <w:t>Solicitud de respaldo institucional y decisión sobre el modelo de relación</w:t>
+              <w:t>Respaldo institucional al proyecto "Implantación y evaluación de una herramienta de apoyo a la decisión clínica en Hematología"</w:t>
             </w:r>
           </w:p>
         </w:tc>
@@ -123,7 +123,7 @@
               <w:rPr>
                 <w:b/>
               </w:rPr>
-              <w:t>Promotora</w:t>
+              <w:t>Promotora / IP</w:t>
             </w:r>
           </w:p>
         </w:tc>
@@ -135,6 +135,37 @@
             <w:r/>
             <w:r>
               <w:t>Dra. María Teresa Busnego Barreto — F.E.A. Hematología y Hemoterapia</w:t>
+            </w:r>
+          </w:p>
+        </w:tc>
+      </w:tr>
+      <w:tr>
+        <w:tc>
+          <w:tcPr>
+            <w:tcW w:type="dxa" w:w="4680"/>
+          </w:tcPr>
+          <w:p>
+            <w:r>
+              <w:rPr>
+                <w:b/>
+              </w:rPr>
+            </w:r>
+            <w:r>
+              <w:rPr>
+                <w:b/>
+              </w:rPr>
+              <w:t>Documento adjunto</w:t>
+            </w:r>
+          </w:p>
+        </w:tc>
+        <w:tc>
+          <w:tcPr>
+            <w:tcW w:type="dxa" w:w="4680"/>
+          </w:tcPr>
+          <w:p>
+            <w:r/>
+            <w:r>
+              <w:t>Protocolo de Investigación y Mejora de la Calidad</w:t>
             </w:r>
           </w:p>
         </w:tc>
@@ -196,7 +227,16 @@
         <w:jc w:val="both"/>
       </w:pPr>
       <w:r>
-        <w:t xml:space="preserve">Someto a su consideración </w:t>
+        <w:t xml:space="preserve">Someto a su consideración el proyecto de mejora de la calidad </w:t>
+      </w:r>
+      <w:r>
+        <w:rPr>
+          <w:b/>
+        </w:rPr>
+        <w:t>«Implantación y evaluación de una herramienta de apoyo a la decisión clínica en Hematología»</w:t>
+      </w:r>
+      <w:r>
+        <w:t xml:space="preserve"> (protocolo adjunto), que evalúa la herramienta </w:t>
       </w:r>
       <w:r>
         <w:rPr>
@@ -205,7 +245,7 @@
         <w:t>HemoPocket</w:t>
       </w:r>
       <w:r>
-        <w:t xml:space="preserve">, una herramienta de apoyo a la decisión clínica para el Servicio de Hematología, y solicito su </w:t>
+        <w:t xml:space="preserve">, desarrollada desde el propio Servicio. Solicito su </w:t>
       </w:r>
       <w:r>
         <w:rPr>
@@ -214,7 +254,7 @@
         <w:t>respaldo institucional</w:t>
       </w:r>
       <w:r>
-        <w:t xml:space="preserve">, así como una </w:t>
+        <w:t xml:space="preserve"> y una </w:t>
       </w:r>
       <w:r>
         <w:rPr>
@@ -223,7 +263,7 @@
         <w:t>decisión sobre el modelo de relación</w:t>
       </w:r>
       <w:r>
-        <w:t xml:space="preserve"> del hospital con la herramienta. Resumo a continuación el valor estratégico, las garantías y las decisiones que requieren su criterio.</w:t>
+        <w:t xml:space="preserve"> del hospital con la herramienta.</w:t>
       </w:r>
     </w:p>
     <w:p>
@@ -261,7 +301,7 @@
         <w:t>Mejor atención al paciente hematológico</w:t>
       </w:r>
       <w:r>
-        <w:t>: criterios homogéneos, decisiones más rápidas y seguras en urgencias y guardia, y menor variabilidad no justificada.</w:t>
+        <w:t>: criterios homogéneos y decisiones más rápidas y seguras, con menor variabilidad no justificada.</w:t>
       </w:r>
     </w:p>
     <w:p>
@@ -275,16 +315,7 @@
         <w:t>Seguridad del paciente</w:t>
       </w:r>
       <w:r>
-        <w:t xml:space="preserve">: calculadoras que reducen errores de cálculo y </w:t>
-      </w:r>
-      <w:r>
-        <w:rPr>
-          <w:i/>
-        </w:rPr>
-        <w:t>check-lists</w:t>
-      </w:r>
-      <w:r>
-        <w:t xml:space="preserve"> que reducen omisiones.</w:t>
+        <w:t>: la herramienta reduce errores de cálculo y omisiones; el proyecto lo evalúa con indicadores.</w:t>
       </w:r>
     </w:p>
     <w:p>
@@ -298,7 +329,7 @@
         <w:t>Docencia y captación de talento</w:t>
       </w:r>
       <w:r>
-        <w:t>: recurso de referencia para residentes y nuevos facultativos; proyecta una imagen de servicio innovador.</w:t>
+        <w:t>: recurso de referencia para residentes; proyecta una imagen de servicio innovador.</w:t>
       </w:r>
     </w:p>
     <w:p>
@@ -309,10 +340,10 @@
         <w:rPr>
           <w:b/>
         </w:rPr>
-        <w:t>Coste para el hospital: prácticamente nulo</w:t>
+        <w:t>Coste prácticamente nulo</w:t>
       </w:r>
       <w:r>
-        <w:t>. No requiere licencias, servidores propios ni instalación en los equipos.</w:t>
+        <w:t>: sin licencias, sin servidores propios y sin instalación en los equipos.</w:t>
       </w:r>
     </w:p>
     <w:p>
@@ -323,10 +354,19 @@
         <w:rPr>
           <w:b/>
         </w:rPr>
-        <w:t>Innovación clínica liderada desde el propio Servicio</w:t>
+        <w:t>Innovación y evaluación rigurosa</w:t>
       </w:r>
       <w:r>
-        <w:t>, con revisión por pares interna.</w:t>
+        <w:t xml:space="preserve">: el proyecto incorpora un </w:t>
+      </w:r>
+      <w:r>
+        <w:rPr>
+          <w:b/>
+        </w:rPr>
+        <w:t>estudio antes-después</w:t>
+      </w:r>
+      <w:r>
+        <w:t xml:space="preserve"> que aportará evidencia local.</w:t>
       </w:r>
     </w:p>
     <w:p>
@@ -339,7 +379,7 @@
           <w:color w:val="C41E3A"/>
           <w:sz w:val="29"/>
         </w:rPr>
-        <w:t>2. Garantías (resumen para Dirección)</w:t>
+        <w:t>2. Garantías (resumen)</w:t>
       </w:r>
     </w:p>
     <w:tbl>
@@ -413,7 +453,7 @@
           <w:p>
             <w:r/>
             <w:r>
-              <w:t>No se tratan datos identificativos de pacientes. Acceso con credenciales personales. Datos de cuenta en región europea y tráfico cifrado. Sin telemetría a terceros.</w:t>
+              <w:t>No se tratan datos de pacientes. Acceso con credenciales personales; datos de cuenta en región europea; tráfico cifrado; sin telemetría a terceros.</w:t>
             </w:r>
           </w:p>
         </w:tc>
@@ -440,7 +480,7 @@
           <w:p>
             <w:r/>
             <w:r>
-              <w:t>Basado en guías de referencia (ELN, ESMO, NCCN, SEHH, GELTAMO, PETHEMA…), revisado por facultativos del Servicio.</w:t>
+              <w:t>Basado en guías de referencia y revisado por facultativos del Servicio.</w:t>
             </w:r>
           </w:p>
         </w:tc>
@@ -467,16 +507,43 @@
           <w:p>
             <w:r/>
             <w:r>
-              <w:t xml:space="preserve">Aviso Legal con limitación de responsabilidad: herramienta de </w:t>
+              <w:t>Aviso Legal con limitación de responsabilidad y aceptación obligatoria en el primer uso.</w:t>
+            </w:r>
+          </w:p>
+        </w:tc>
+      </w:tr>
+      <w:tr>
+        <w:tc>
+          <w:tcPr>
+            <w:tcW w:type="dxa" w:w="4680"/>
+          </w:tcPr>
+          <w:p>
+            <w:r/>
+            <w:r>
+              <w:rPr>
+                <w:b/>
+              </w:rPr>
+              <w:t>Ética y rigor</w:t>
+            </w:r>
+          </w:p>
+        </w:tc>
+        <w:tc>
+          <w:tcPr>
+            <w:tcW w:type="dxa" w:w="4680"/>
+          </w:tcPr>
+          <w:p>
+            <w:r/>
+            <w:r>
+              <w:t xml:space="preserve">El proyecto se someterá al </w:t>
             </w:r>
             <w:r>
               <w:rPr>
                 <w:b/>
               </w:rPr>
-              <w:t>apoyo</w:t>
+              <w:t>CEIm</w:t>
             </w:r>
             <w:r>
-              <w:t>, que no sustituye el juicio clínico ni los protocolos del centro. Aceptación obligatoria en el primer uso.</w:t>
+              <w:t>; participación voluntaria de los profesionales y conflicto de interés declarado.</w:t>
             </w:r>
           </w:p>
         </w:tc>
@@ -567,7 +634,7 @@
               <w:rPr>
                 <w:b/>
               </w:rPr>
-              <w:t>Mitigación propuesta</w:t>
+              <w:t>Mitigación</w:t>
             </w:r>
           </w:p>
         </w:tc>
@@ -646,6 +713,30 @@
           <w:p>
             <w:r/>
             <w:r>
+              <w:t>Sesgo del evaluador (la IP es la autora)</w:t>
+            </w:r>
+          </w:p>
+        </w:tc>
+        <w:tc>
+          <w:tcPr>
+            <w:tcW w:type="dxa" w:w="4680"/>
+          </w:tcPr>
+          <w:p>
+            <w:r/>
+            <w:r>
+              <w:t>Recogida y análisis delegados en un coinvestigador no autor; conflicto declarado.</w:t>
+            </w:r>
+          </w:p>
+        </w:tc>
+      </w:tr>
+      <w:tr>
+        <w:tc>
+          <w:tcPr>
+            <w:tcW w:type="dxa" w:w="4680"/>
+          </w:tcPr>
+          <w:p>
+            <w:r/>
+            <w:r>
               <w:t>Contenido desactualizado</w:t>
             </w:r>
           </w:p>
@@ -658,36 +749,6 @@
             <w:r/>
             <w:r>
               <w:t>Procedimiento de actualización documentado y trazabilidad de versiones.</w:t>
-            </w:r>
-          </w:p>
-        </w:tc>
-      </w:tr>
-      <w:tr>
-        <w:tc>
-          <w:tcPr>
-            <w:tcW w:type="dxa" w:w="4680"/>
-          </w:tcPr>
-          <w:p>
-            <w:r/>
-            <w:r>
-              <w:t>Encaje institucional</w:t>
-            </w:r>
-          </w:p>
-        </w:tc>
-        <w:tc>
-          <w:tcPr>
-            <w:tcW w:type="dxa" w:w="4680"/>
-          </w:tcPr>
-          <w:p>
-            <w:r/>
-            <w:r>
-              <w:rPr>
-                <w:b/>
-              </w:rPr>
-              <w:t>Decisión de Dirección</w:t>
-            </w:r>
-            <w:r>
-              <w:t xml:space="preserve"> sobre el modelo de relación (ver punto 4).</w:t>
             </w:r>
           </w:p>
         </w:tc>
@@ -712,7 +773,7 @@
         <w:jc w:val="both"/>
       </w:pPr>
       <w:r>
-        <w:t xml:space="preserve">El Aviso Legal actual declara que HemoPocket </w:t>
+        <w:t xml:space="preserve">El Aviso Legal declara que HemoPocket </w:t>
       </w:r>
       <w:r>
         <w:rPr>
@@ -721,7 +782,7 @@
         <w:t>no es un producto oficial del hospital</w:t>
       </w:r>
       <w:r>
-        <w:t>. Si la institución desea respaldarla, conviene definir el marco:</w:t>
+        <w:t>. Si la institución desea respaldarlo, conviene definir el marco:</w:t>
       </w:r>
     </w:p>
     <w:p>
@@ -785,7 +846,7 @@
         <w:t>Respaldo institucional</w:t>
       </w:r>
       <w:r>
-        <w:t xml:space="preserve"> a HemoPocket como herramienta de apoyo del Servicio de Hematología.</w:t>
+        <w:t xml:space="preserve"> al proyecto y a la herramienta como apoyo del Servicio de Hematología.</w:t>
       </w:r>
     </w:p>
     <w:p>
@@ -810,10 +871,19 @@
         <w:rPr>
           <w:b/>
         </w:rPr>
-        <w:t>Apoyo para las gestiones de cumplimiento</w:t>
+        <w:t>Apoyo para las gestiones de cumplimiento y tramitación</w:t>
       </w:r>
       <w:r>
-        <w:t xml:space="preserve">: facilitar la interlocución con el </w:t>
+        <w:t xml:space="preserve">: interlocución con el </w:t>
+      </w:r>
+      <w:r>
+        <w:rPr>
+          <w:b/>
+        </w:rPr>
+        <w:t>CEIm</w:t>
+      </w:r>
+      <w:r>
+        <w:t xml:space="preserve">, el </w:t>
       </w:r>
       <w:r>
         <w:rPr>
@@ -822,7 +892,7 @@
         <w:t>Delegado de Protección de Datos</w:t>
       </w:r>
       <w:r>
-        <w:t xml:space="preserve"> y con </w:t>
+        <w:t xml:space="preserve"> y </w:t>
       </w:r>
       <w:r>
         <w:rPr>
